--- a/toor_dal_optimization/reports/PHASE1_TECHNICAL_REPORT.docx
+++ b/toor_dal_optimization/reports/PHASE1_TECHNICAL_REPORT.docx
@@ -36,7 +36,7 @@
     </w:p>
     <w:p>
       <w:r>
-        <w:t>Date: 13 October 2026</w:t>
+        <w:t>Date: 15 October 2026</w:t>
       </w:r>
     </w:p>
     <w:p>

--- a/toor_dal_optimization/reports/PHASE1_TECHNICAL_REPORT.docx
+++ b/toor_dal_optimization/reports/PHASE1_TECHNICAL_REPORT.docx
@@ -36,7 +36,7 @@
     </w:p>
     <w:p>
       <w:r>
-        <w:t>Date: 15 October 2026</w:t>
+        <w:t>Date: 16 October 2026</w:t>
       </w:r>
     </w:p>
     <w:p>

--- a/toor_dal_optimization/reports/PHASE1_TECHNICAL_REPORT.docx
+++ b/toor_dal_optimization/reports/PHASE1_TECHNICAL_REPORT.docx
@@ -12,7 +12,7 @@
           <w:color w:val="003366"/>
           <w:sz w:val="40"/>
         </w:rPr>
-        <w:t>HARAKUTIR R&amp;D — PHASE 1 TECHNICAL REPORT</w:t>
+        <w:t>FINNOAQ R&amp;D — PHASE 1 TECHNICAL REPORT</w:t>
       </w:r>
     </w:p>
     <w:p>
@@ -36,17 +36,17 @@
     </w:p>
     <w:p>
       <w:r>
-        <w:t>Date: 16 October 2026</w:t>
+        <w:t>Date: 28 October 2026</w:t>
       </w:r>
     </w:p>
     <w:p>
       <w:r>
-        <w:t>Prepared for: Harakutir</w:t>
+        <w:t>Prepared for: FinnoaQ</w:t>
       </w:r>
     </w:p>
     <w:p>
       <w:r>
-        <w:t>Project Contact: Dr. Archisman Ray</w:t>
+        <w:t>Project Contact: Technical Advisory Panel</w:t>
       </w:r>
     </w:p>
     <w:p>
@@ -256,7 +256,7 @@
     </w:p>
     <w:p>
       <w:r>
-        <w:t>This Phase 1 diagnostic study establishes a rigorous scientific framework to investigate the factors responsible for the extended cooking time observed in Tanzanian Toor Dal compared with the Indian commercial benchmark. In accordance with Harakutir Scientific Integrity Rules, no synthetic or fabricated numbers are reported as real facts. The analytical framework, 78-parameter registry, offline GPU PyTorch solver, and Bayesian experiment design system are fully verified and stand ready for empirical laboratory data.</w:t>
+        <w:t>This Phase 1 diagnostic study establishes a rigorous scientific framework to investigate the factors responsible for the extended cooking time observed in Tanzanian Toor Dal compared with the Indian commercial benchmark. In accordance with FinnoaQ Scientific Integrity Rules, no synthetic or fabricated numbers are reported as real facts. The analytical framework, 78-parameter registry, offline GPU PyTorch solver, and Bayesian experiment design system are fully verified and stand ready for empirical laboratory data.</w:t>
       </w:r>
     </w:p>
     <w:p>
